--- a/proposal/DAP_Project_Proposal_Template.docx
+++ b/proposal/DAP_Project_Proposal_Template.docx
@@ -1,6 +1,6 @@
 
 <file path=word/document.xml><?xml version="1.0" encoding="utf-8"?>
-<w:document xmlns:wpc="http://schemas.microsoft.com/office/word/2010/wordprocessingCanvas" xmlns:cx="http://schemas.microsoft.com/office/drawing/2014/chartex" xmlns:cx1="http://schemas.microsoft.com/office/drawing/2015/9/8/chartex" xmlns:cx2="http://schemas.microsoft.com/office/drawing/2015/10/21/chartex" xmlns:cx3="http://schemas.microsoft.com/office/drawing/2016/5/9/chartex" xmlns:cx4="http://schemas.microsoft.com/office/drawing/2016/5/10/chartex" xmlns:cx5="http://schemas.microsoft.com/office/drawing/2016/5/11/chartex" xmlns:cx6="http://schemas.microsoft.com/office/drawing/2016/5/12/chartex" xmlns:cx7="http://schemas.microsoft.com/office/drawing/2016/5/13/chartex" xmlns:cx8="http://schemas.microsoft.com/office/drawing/2016/5/14/chartex" xmlns:mc="http://schemas.openxmlformats.org/markup-compatibility/2006" xmlns:m="http://schemas.openxmlformats.org/officeDocument/2006/math" xmlns:aink="http://schemas.microsoft.com/office/drawing/2016/ink" xmlns:am3d="http://schemas.microsoft.com/office/drawing/2017/model3d" xmlns:oel="http://schemas.microsoft.com/office/2019/extlst" xmlns:r="http://schemas.openxmlformats.org/officeDocument/2006/relationships" xmlns:wp14="http://schemas.microsoft.com/office/word/2010/wordprocessingDrawing" xmlns:wp="http://schemas.openxmlformats.org/drawingml/2006/wordprocessingDrawing" xmlns:wpg="http://schemas.microsoft.com/office/word/2010/wordprocessingGroup" xmlns:wpi="http://schemas.microsoft.com/office/word/2010/wordprocessingInk" xmlns:wps="http://schemas.microsoft.com/office/word/2010/wordprocessingShape" xmlns:o="urn:schemas-microsoft-com:office:office" xmlns:v="urn:schemas-microsoft-com:vml" xmlns:w10="urn:schemas-microsoft-com:office:word" xmlns:w="http://schemas.openxmlformats.org/wordprocessingml/2006/main" xmlns:w14="http://schemas.microsoft.com/office/word/2010/wordml" xmlns:w15="http://schemas.microsoft.com/office/word/2012/wordml" xmlns:w16cex="http://schemas.microsoft.com/office/word/2018/wordml/cex" xmlns:w16cid="http://schemas.microsoft.com/office/word/2016/wordml/cid" xmlns:w16="http://schemas.microsoft.com/office/word/2018/wordml" xmlns:w16sdtdh="http://schemas.microsoft.com/office/word/2020/wordml/sdtdatahash" xmlns:w16sdtfl="http://schemas.microsoft.com/office/word/2024/wordml/sdtformatlock" xmlns:w16se="http://schemas.microsoft.com/office/word/2015/wordml/symex" xmlns:w16du="http://schemas.microsoft.com/office/word/2023/wordml/word16du" xmlns:wne="http://schemas.microsoft.com/office/word/2006/wordml" mc:Ignorable="w14 w15 w16se w16cid w16 w16cex w16sdtdh w16sdtfl w16du wp14">
+<w:document xmlns:wpc="http://schemas.microsoft.com/office/word/2010/wordprocessingCanvas" xmlns:cx="http://schemas.microsoft.com/office/drawing/2014/chartex" xmlns:cx1="http://schemas.microsoft.com/office/drawing/2015/9/8/chartex" xmlns:cx2="http://schemas.microsoft.com/office/drawing/2015/10/21/chartex" xmlns:cx3="http://schemas.microsoft.com/office/drawing/2016/5/9/chartex" xmlns:cx4="http://schemas.microsoft.com/office/drawing/2016/5/10/chartex" xmlns:cx5="http://schemas.microsoft.com/office/drawing/2016/5/11/chartex" xmlns:cx6="http://schemas.microsoft.com/office/drawing/2016/5/12/chartex" xmlns:cx7="http://schemas.microsoft.com/office/drawing/2016/5/13/chartex" xmlns:cx8="http://schemas.microsoft.com/office/drawing/2016/5/14/chartex" xmlns:mc="http://schemas.openxmlformats.org/markup-compatibility/2006" xmlns:aink="http://schemas.microsoft.com/office/drawing/2016/ink" xmlns:am3d="http://schemas.microsoft.com/office/drawing/2017/model3d" xmlns:o="urn:schemas-microsoft-com:office:office" xmlns:oel="http://schemas.microsoft.com/office/2019/extlst" xmlns:r="http://schemas.openxmlformats.org/officeDocument/2006/relationships" xmlns:m="http://schemas.openxmlformats.org/officeDocument/2006/math" xmlns:v="urn:schemas-microsoft-com:vml" xmlns:wp14="http://schemas.microsoft.com/office/word/2010/wordprocessingDrawing" xmlns:wp="http://schemas.openxmlformats.org/drawingml/2006/wordprocessingDrawing" xmlns:w10="urn:schemas-microsoft-com:office:word" xmlns:w="http://schemas.openxmlformats.org/wordprocessingml/2006/main" xmlns:w14="http://schemas.microsoft.com/office/word/2010/wordml" xmlns:w15="http://schemas.microsoft.com/office/word/2012/wordml" xmlns:w16cex="http://schemas.microsoft.com/office/word/2018/wordml/cex" xmlns:w16cid="http://schemas.microsoft.com/office/word/2016/wordml/cid" xmlns:w16="http://schemas.microsoft.com/office/word/2018/wordml" xmlns:w16du="http://schemas.microsoft.com/office/word/2023/wordml/word16du" xmlns:w16sdtdh="http://schemas.microsoft.com/office/word/2020/wordml/sdtdatahash" xmlns:w16sdtfl="http://schemas.microsoft.com/office/word/2024/wordml/sdtformatlock" xmlns:w16se="http://schemas.microsoft.com/office/word/2015/wordml/symex" xmlns:wpg="http://schemas.microsoft.com/office/word/2010/wordprocessingGroup" xmlns:wpi="http://schemas.microsoft.com/office/word/2010/wordprocessingInk" xmlns:wne="http://schemas.microsoft.com/office/word/2006/wordml" xmlns:wps="http://schemas.microsoft.com/office/word/2010/wordprocessingShape" mc:Ignorable="w14 w15 w16se w16cid w16 w16cex w16sdtdh w16sdtfl w16du wp14">
   <w:body>
     <w:p>
       <w:pPr>
@@ -452,6 +452,9 @@
             <w:pPr>
               <w:spacing w:after="0"/>
             </w:pPr>
+            <w:r>
+              <w:t>Teo Mou Kai</w:t>
+            </w:r>
           </w:p>
         </w:tc>
         <w:tc>
@@ -475,6 +478,9 @@
             <w:pPr>
               <w:spacing w:after="0"/>
             </w:pPr>
+            <w:r>
+              <w:t>2</w:t>
+            </w:r>
           </w:p>
         </w:tc>
         <w:tc>
@@ -498,6 +504,12 @@
             <w:pPr>
               <w:spacing w:after="0"/>
             </w:pPr>
+            <w:r>
+              <w:t>C</w:t>
+            </w:r>
+            <w:r>
+              <w:t>omputer Science</w:t>
+            </w:r>
           </w:p>
         </w:tc>
         <w:tc>
@@ -521,6 +533,9 @@
             <w:pPr>
               <w:spacing w:after="0"/>
             </w:pPr>
+            <w:r>
+              <w:t>CS stuff + CS50 AI</w:t>
+            </w:r>
           </w:p>
         </w:tc>
         <w:tc>
@@ -1493,13 +1508,16 @@
           <w:p>
             <w:pPr>
               <w:spacing w:after="0"/>
-            </w:pPr>
-            <w:r>
-              <w:rPr>
-                <w:i/>
-                <w:color w:val="696969"/>
-              </w:rPr>
-              <w:t>Enter a concise working title for your project.</w:t>
+              <w:rPr>
+                <w:iCs/>
+              </w:rPr>
+            </w:pPr>
+            <w:r>
+              <w:rPr>
+                <w:iCs/>
+                <w:color w:val="auto"/>
+              </w:rPr>
+              <w:t>Mood Playlist</w:t>
             </w:r>
           </w:p>
         </w:tc>
@@ -1585,7 +1603,27 @@
       <w:pPr>
         <w:pStyle w:val="DAPSectionHeading"/>
       </w:pPr>
+    </w:p>
+    <w:p>
+      <w:pPr>
+        <w:spacing w:after="160" w:line="278" w:lineRule="auto"/>
+        <w:rPr>
+          <w:rFonts w:eastAsiaTheme="minorEastAsia"/>
+          <w:b/>
+          <w:color w:val="213B54"/>
+          <w:sz w:val="23"/>
+        </w:rPr>
+      </w:pPr>
       <w:r>
+        <w:br w:type="page"/>
+      </w:r>
+    </w:p>
+    <w:p>
+      <w:pPr>
+        <w:pStyle w:val="DAPSectionHeading"/>
+      </w:pPr>
+      <w:r>
+        <w:lastRenderedPageBreak/>
         <w:t>4.2 Project Description / Proposed Approach</w:t>
       </w:r>
     </w:p>
@@ -1622,7 +1660,7 @@
       </w:tblGrid>
       <w:tr>
         <w:trPr>
-          <w:trHeight w:val="835"/>
+          <w:trHeight w:val="8239"/>
           <w:jc w:val="center"/>
         </w:trPr>
         <w:tc>
@@ -1644,19 +1682,502 @@
           <w:p>
             <w:pPr>
               <w:spacing w:after="0"/>
-            </w:pPr>
-            <w:r>
-              <w:rPr>
-                <w:i/>
-                <w:color w:val="696969"/>
+              <w:rPr>
+                <w:iCs/>
+                <w:color w:val="auto"/>
                 <w:sz w:val="17"/>
               </w:rPr>
-              <w:t>Describe the proposed solution, analysis, product, or prototype and what the final output should look like.</w:t>
+            </w:pPr>
+            <w:r>
+              <w:rPr>
+                <w:iCs/>
+                <w:color w:val="auto"/>
+                <w:sz w:val="17"/>
+              </w:rPr>
+              <w:drawing>
+                <wp:inline distT="0" distB="0" distL="0" distR="0" wp14:anchorId="1F720B8A" wp14:editId="753181B9">
+                  <wp:extent cx="8775700" cy="4625340"/>
+                  <wp:effectExtent l="0" t="0" r="6350" b="3810"/>
+                  <wp:docPr id="513271625" name="Picture 1"/>
+                  <wp:cNvGraphicFramePr>
+                    <a:graphicFrameLocks xmlns:a="http://schemas.openxmlformats.org/drawingml/2006/main" noChangeAspect="1"/>
+                  </wp:cNvGraphicFramePr>
+                  <a:graphic xmlns:a="http://schemas.openxmlformats.org/drawingml/2006/main">
+                    <a:graphicData uri="http://schemas.openxmlformats.org/drawingml/2006/picture">
+                      <pic:pic xmlns:pic="http://schemas.openxmlformats.org/drawingml/2006/picture">
+                        <pic:nvPicPr>
+                          <pic:cNvPr id="513271625" name=""/>
+                          <pic:cNvPicPr/>
+                        </pic:nvPicPr>
+                        <pic:blipFill>
+                          <a:blip r:embed="rId8"/>
+                          <a:stretch>
+                            <a:fillRect/>
+                          </a:stretch>
+                        </pic:blipFill>
+                        <pic:spPr>
+                          <a:xfrm>
+                            <a:off x="0" y="0"/>
+                            <a:ext cx="8775700" cy="4625340"/>
+                          </a:xfrm>
+                          <a:prstGeom prst="rect">
+                            <a:avLst/>
+                          </a:prstGeom>
+                        </pic:spPr>
+                      </pic:pic>
+                    </a:graphicData>
+                  </a:graphic>
+                </wp:inline>
+              </w:drawing>
+            </w:r>
+          </w:p>
+          <w:p>
+            <w:pPr>
+              <w:spacing w:after="0"/>
+              <w:rPr>
+                <w:iCs/>
+                <w:color w:val="auto"/>
+                <w:sz w:val="17"/>
+              </w:rPr>
+            </w:pPr>
+            <w:r>
+              <w:rPr>
+                <w:iCs/>
+                <w:color w:val="auto"/>
+                <w:sz w:val="17"/>
+              </w:rPr>
+              <w:t>A dual-encoder system. Both the prompt and each song are turned into a vector of scores over the same named mood dimensions (e.g. sadness, nostalgia, tension, joy), then compared with cosine similarity.</w:t>
+            </w:r>
+          </w:p>
+          <w:p>
+            <w:pPr>
+              <w:spacing w:after="0"/>
+              <w:rPr>
+                <w:iCs/>
+              </w:rPr>
+            </w:pPr>
+          </w:p>
+          <w:p>
+            <w:pPr>
+              <w:pStyle w:val="ListParagraph"/>
+              <w:numPr>
+                <w:ilvl w:val="0"/>
+                <w:numId w:val="5"/>
+              </w:numPr>
+              <w:tabs>
+                <w:tab w:val="num" w:pos="720"/>
+              </w:tabs>
+              <w:spacing w:after="0"/>
+              <w:rPr>
+                <w:iCs/>
+                <w:color w:val="auto"/>
+                <w:sz w:val="17"/>
+              </w:rPr>
+            </w:pPr>
+            <w:r>
+              <w:rPr>
+                <w:b/>
+                <w:bCs/>
+                <w:iCs/>
+                <w:color w:val="auto"/>
+                <w:sz w:val="17"/>
+              </w:rPr>
+              <w:t>Both encoders</w:t>
+            </w:r>
+            <w:r>
+              <w:rPr>
+                <w:iCs/>
+                <w:color w:val="auto"/>
+                <w:sz w:val="17"/>
+              </w:rPr>
+              <w:t xml:space="preserve"> are a pretrained sentence transformer </w:t>
+            </w:r>
+            <w:r>
+              <w:rPr>
+                <w:iCs/>
+                <w:color w:val="auto"/>
+                <w:sz w:val="17"/>
+              </w:rPr>
+              <w:t xml:space="preserve">+ </w:t>
+            </w:r>
+            <w:r>
+              <w:rPr>
+                <w:iCs/>
+                <w:color w:val="auto"/>
+                <w:sz w:val="17"/>
+              </w:rPr>
+              <w:t xml:space="preserve">a </w:t>
+            </w:r>
+            <w:proofErr w:type="gramStart"/>
+            <w:r>
+              <w:rPr>
+                <w:iCs/>
+                <w:color w:val="auto"/>
+                <w:sz w:val="17"/>
+              </w:rPr>
+              <w:t>small trained</w:t>
+            </w:r>
+            <w:proofErr w:type="gramEnd"/>
+            <w:r>
+              <w:rPr>
+                <w:iCs/>
+                <w:color w:val="auto"/>
+                <w:sz w:val="17"/>
+              </w:rPr>
+              <w:t xml:space="preserve"> head that outputs N named mood scores. </w:t>
+            </w:r>
+          </w:p>
+          <w:p>
+            <w:pPr>
+              <w:pStyle w:val="ListParagraph"/>
+              <w:numPr>
+                <w:ilvl w:val="0"/>
+                <w:numId w:val="5"/>
+              </w:numPr>
+              <w:tabs>
+                <w:tab w:val="num" w:pos="720"/>
+              </w:tabs>
+              <w:spacing w:after="0"/>
+              <w:rPr>
+                <w:iCs/>
+                <w:color w:val="auto"/>
+                <w:sz w:val="17"/>
+              </w:rPr>
+            </w:pPr>
+            <w:r>
+              <w:rPr>
+                <w:b/>
+                <w:bCs/>
+                <w:iCs/>
+                <w:color w:val="auto"/>
+                <w:sz w:val="17"/>
+              </w:rPr>
+              <w:t>Prompt Encoder:</w:t>
+            </w:r>
+            <w:r>
+              <w:rPr>
+                <w:iCs/>
+                <w:color w:val="auto"/>
+                <w:sz w:val="17"/>
+              </w:rPr>
+              <w:t> trained on </w:t>
+            </w:r>
+            <w:proofErr w:type="spellStart"/>
+            <w:r>
+              <w:rPr>
+                <w:iCs/>
+                <w:color w:val="auto"/>
+                <w:sz w:val="17"/>
+              </w:rPr>
+              <w:t>EmpatheticDialogues</w:t>
+            </w:r>
+            <w:proofErr w:type="spellEnd"/>
+            <w:r>
+              <w:rPr>
+                <w:iCs/>
+                <w:color w:val="auto"/>
+                <w:sz w:val="17"/>
+              </w:rPr>
+              <w:t xml:space="preserve"> situations, with their 32 moods mapped onto our dimensions. </w:t>
+            </w:r>
+            <w:proofErr w:type="spellStart"/>
+            <w:r>
+              <w:rPr>
+                <w:iCs/>
+                <w:color w:val="auto"/>
+                <w:sz w:val="17"/>
+              </w:rPr>
+              <w:t>GoEmotions</w:t>
+            </w:r>
+            <w:proofErr w:type="spellEnd"/>
+            <w:r>
+              <w:rPr>
+                <w:iCs/>
+                <w:color w:val="auto"/>
+                <w:sz w:val="17"/>
+              </w:rPr>
+              <w:t xml:space="preserve"> is a second, larger source.</w:t>
+            </w:r>
+          </w:p>
+          <w:p>
+            <w:pPr>
+              <w:pStyle w:val="ListParagraph"/>
+              <w:numPr>
+                <w:ilvl w:val="0"/>
+                <w:numId w:val="5"/>
+              </w:numPr>
+              <w:tabs>
+                <w:tab w:val="num" w:pos="720"/>
+              </w:tabs>
+              <w:spacing w:after="0"/>
+              <w:rPr>
+                <w:iCs/>
+                <w:color w:val="auto"/>
+                <w:sz w:val="17"/>
+              </w:rPr>
+            </w:pPr>
+            <w:r>
+              <w:rPr>
+                <w:b/>
+                <w:bCs/>
+                <w:iCs/>
+                <w:color w:val="auto"/>
+                <w:sz w:val="17"/>
+              </w:rPr>
+              <w:t>Song Encoder:</w:t>
+            </w:r>
+            <w:r>
+              <w:rPr>
+                <w:iCs/>
+                <w:color w:val="auto"/>
+                <w:sz w:val="17"/>
+              </w:rPr>
+              <w:t> reads each song's Last.fm tags (fetched with </w:t>
+            </w:r>
+            <w:proofErr w:type="spellStart"/>
+            <w:proofErr w:type="gramStart"/>
+            <w:r>
+              <w:rPr>
+                <w:iCs/>
+                <w:color w:val="auto"/>
+                <w:sz w:val="17"/>
+              </w:rPr>
+              <w:t>track.getTopTags</w:t>
+            </w:r>
+            <w:proofErr w:type="spellEnd"/>
+            <w:proofErr w:type="gramEnd"/>
+            <w:r>
+              <w:rPr>
+                <w:iCs/>
+                <w:color w:val="auto"/>
+                <w:sz w:val="17"/>
+              </w:rPr>
+              <w:t xml:space="preserve">). It is trained on </w:t>
+            </w:r>
+            <w:proofErr w:type="spellStart"/>
+            <w:r>
+              <w:rPr>
+                <w:iCs/>
+                <w:color w:val="auto"/>
+                <w:sz w:val="17"/>
+              </w:rPr>
+              <w:t>MuSe</w:t>
+            </w:r>
+            <w:proofErr w:type="spellEnd"/>
+            <w:r>
+              <w:rPr>
+                <w:iCs/>
+                <w:color w:val="auto"/>
+                <w:sz w:val="17"/>
+              </w:rPr>
+              <w:t xml:space="preserve"> songs, labelled with the dimension of their </w:t>
+            </w:r>
+            <w:proofErr w:type="spellStart"/>
+            <w:r>
+              <w:rPr>
+                <w:iCs/>
+                <w:color w:val="auto"/>
+                <w:sz w:val="17"/>
+              </w:rPr>
+              <w:t>MuSe</w:t>
+            </w:r>
+            <w:proofErr w:type="spellEnd"/>
+            <w:r>
+              <w:rPr>
+                <w:iCs/>
+                <w:color w:val="auto"/>
+                <w:sz w:val="17"/>
+              </w:rPr>
+              <w:t xml:space="preserve"> seed mood word. The seed and its synonyms are removed from the input, so the model </w:t>
+            </w:r>
+            <w:proofErr w:type="gramStart"/>
+            <w:r>
+              <w:rPr>
+                <w:iCs/>
+                <w:color w:val="auto"/>
+                <w:sz w:val="17"/>
+              </w:rPr>
+              <w:t>has to</w:t>
+            </w:r>
+            <w:proofErr w:type="gramEnd"/>
+            <w:r>
+              <w:rPr>
+                <w:iCs/>
+                <w:color w:val="auto"/>
+                <w:sz w:val="17"/>
+              </w:rPr>
+              <w:t xml:space="preserve"> learn which other tags go with each mood ("rain, 3am, piano" → sadness) instead of copying the answer.</w:t>
+            </w:r>
+          </w:p>
+          <w:p>
+            <w:pPr>
+              <w:pStyle w:val="ListParagraph"/>
+              <w:numPr>
+                <w:ilvl w:val="0"/>
+                <w:numId w:val="5"/>
+              </w:numPr>
+              <w:tabs>
+                <w:tab w:val="num" w:pos="720"/>
+              </w:tabs>
+              <w:spacing w:after="0"/>
+              <w:rPr>
+                <w:iCs/>
+                <w:color w:val="auto"/>
+                <w:sz w:val="17"/>
+              </w:rPr>
+            </w:pPr>
+            <w:r>
+              <w:rPr>
+                <w:b/>
+                <w:bCs/>
+                <w:iCs/>
+                <w:color w:val="auto"/>
+                <w:sz w:val="17"/>
+              </w:rPr>
+              <w:t>N</w:t>
+            </w:r>
+            <w:r>
+              <w:rPr>
+                <w:b/>
+                <w:bCs/>
+                <w:iCs/>
+                <w:color w:val="auto"/>
+                <w:sz w:val="17"/>
+              </w:rPr>
+              <w:t>amed dimensions:</w:t>
+            </w:r>
+            <w:r>
+              <w:rPr>
+                <w:iCs/>
+                <w:color w:val="auto"/>
+                <w:sz w:val="17"/>
+              </w:rPr>
+              <w:t> the two sides line up by design, so no prompt</w:t>
+            </w:r>
+            <w:r>
+              <w:rPr>
+                <w:iCs/>
+                <w:color w:val="auto"/>
+                <w:sz w:val="17"/>
+              </w:rPr>
+              <w:t>-</w:t>
+            </w:r>
+            <w:r>
+              <w:rPr>
+                <w:iCs/>
+                <w:color w:val="auto"/>
+                <w:sz w:val="17"/>
+              </w:rPr>
+              <w:t>song paired data is needed</w:t>
+            </w:r>
+            <w:r>
+              <w:rPr>
+                <w:iCs/>
+                <w:color w:val="auto"/>
+                <w:sz w:val="17"/>
+              </w:rPr>
+              <w:t>.</w:t>
+            </w:r>
+          </w:p>
+          <w:p>
+            <w:pPr>
+              <w:pStyle w:val="ListParagraph"/>
+              <w:numPr>
+                <w:ilvl w:val="0"/>
+                <w:numId w:val="5"/>
+              </w:numPr>
+              <w:spacing w:after="0"/>
+              <w:rPr>
+                <w:iCs/>
+                <w:lang w:val="en-SG"/>
+              </w:rPr>
+            </w:pPr>
+            <w:r>
+              <w:rPr>
+                <w:b/>
+                <w:bCs/>
+                <w:iCs/>
+                <w:color w:val="auto"/>
+                <w:sz w:val="17"/>
+              </w:rPr>
+              <w:t>Labels:</w:t>
+            </w:r>
+            <w:r>
+              <w:rPr>
+                <w:iCs/>
+                <w:color w:val="auto"/>
+                <w:sz w:val="17"/>
+              </w:rPr>
+              <w:t> </w:t>
+            </w:r>
+            <w:proofErr w:type="spellStart"/>
+            <w:r>
+              <w:rPr>
+                <w:iCs/>
+                <w:color w:val="auto"/>
+                <w:sz w:val="17"/>
+              </w:rPr>
+              <w:t>MuSe</w:t>
+            </w:r>
+            <w:proofErr w:type="spellEnd"/>
+            <w:r>
+              <w:rPr>
+                <w:iCs/>
+                <w:color w:val="auto"/>
+                <w:sz w:val="17"/>
+              </w:rPr>
+              <w:t xml:space="preserve"> seeds (song side) and </w:t>
+            </w:r>
+            <w:proofErr w:type="spellStart"/>
+            <w:r>
+              <w:rPr>
+                <w:iCs/>
+                <w:color w:val="auto"/>
+                <w:sz w:val="17"/>
+              </w:rPr>
+              <w:t>EmpatheticDialogues</w:t>
+            </w:r>
+            <w:proofErr w:type="spellEnd"/>
+            <w:r>
+              <w:rPr>
+                <w:iCs/>
+                <w:color w:val="auto"/>
+                <w:sz w:val="17"/>
+              </w:rPr>
+              <w:t xml:space="preserve"> </w:t>
+            </w:r>
+            <w:r>
+              <w:rPr>
+                <w:iCs/>
+                <w:color w:val="auto"/>
+                <w:sz w:val="17"/>
+              </w:rPr>
+              <w:t>emotions</w:t>
+            </w:r>
+            <w:r>
+              <w:rPr>
+                <w:iCs/>
+                <w:color w:val="auto"/>
+                <w:sz w:val="17"/>
+              </w:rPr>
+              <w:t xml:space="preserve"> (prompt side), both chosen by people.</w:t>
+            </w:r>
+            <w:r>
+              <w:rPr>
+                <w:iCs/>
+                <w:lang w:val="en-SG"/>
+              </w:rPr>
+              <w:t> </w:t>
             </w:r>
           </w:p>
         </w:tc>
       </w:tr>
     </w:tbl>
+    <w:p>
+      <w:pPr>
+        <w:pStyle w:val="DAPSectionHeading"/>
+      </w:pPr>
+    </w:p>
     <w:p>
       <w:pPr>
         <w:pStyle w:val="DAPSectionHeading"/>
@@ -2044,16 +2565,277 @@
           </w:tcPr>
           <w:p>
             <w:pPr>
-              <w:spacing w:after="0"/>
-            </w:pPr>
-            <w:r>
+              <w:numPr>
+                <w:ilvl w:val="0"/>
+                <w:numId w:val="3"/>
+              </w:numPr>
+              <w:spacing w:after="0"/>
               <w:rPr>
                 <w:i/>
                 <w:color w:val="696969"/>
                 <w:sz w:val="17"/>
-              </w:rPr>
-              <w:t>Describe the ML / analytics capabilities you expect to need and, if known, any candidate techniques.</w:t>
-            </w:r>
+                <w:lang w:val="en-SG"/>
+              </w:rPr>
+            </w:pPr>
+            <w:r>
+              <w:rPr>
+                <w:b/>
+                <w:bCs/>
+                <w:i/>
+                <w:color w:val="696969"/>
+                <w:sz w:val="17"/>
+                <w:lang w:val="en-SG"/>
+              </w:rPr>
+              <w:t>NLP:</w:t>
+            </w:r>
+            <w:r>
+              <w:rPr>
+                <w:i/>
+                <w:color w:val="696969"/>
+                <w:sz w:val="17"/>
+                <w:lang w:val="en-SG"/>
+              </w:rPr>
+              <w:t> pretrained sentence-embedding transformers for prompts and song tags.</w:t>
+            </w:r>
+          </w:p>
+          <w:p>
+            <w:pPr>
+              <w:numPr>
+                <w:ilvl w:val="0"/>
+                <w:numId w:val="3"/>
+              </w:numPr>
+              <w:spacing w:after="0"/>
+              <w:rPr>
+                <w:i/>
+                <w:color w:val="696969"/>
+                <w:sz w:val="17"/>
+                <w:lang w:val="en-SG"/>
+              </w:rPr>
+            </w:pPr>
+            <w:r>
+              <w:rPr>
+                <w:b/>
+                <w:bCs/>
+                <w:i/>
+                <w:color w:val="696969"/>
+                <w:sz w:val="17"/>
+                <w:lang w:val="en-SG"/>
+              </w:rPr>
+              <w:t>Transfer learning:</w:t>
+            </w:r>
+            <w:r>
+              <w:rPr>
+                <w:i/>
+                <w:color w:val="696969"/>
+                <w:sz w:val="17"/>
+                <w:lang w:val="en-SG"/>
+              </w:rPr>
+              <w:t>  heads</w:t>
+            </w:r>
+          </w:p>
+          <w:p>
+            <w:pPr>
+              <w:numPr>
+                <w:ilvl w:val="0"/>
+                <w:numId w:val="3"/>
+              </w:numPr>
+              <w:spacing w:after="0"/>
+              <w:rPr>
+                <w:i/>
+                <w:color w:val="696969"/>
+                <w:sz w:val="17"/>
+                <w:lang w:val="en-SG"/>
+              </w:rPr>
+            </w:pPr>
+            <w:r>
+              <w:rPr>
+                <w:b/>
+                <w:bCs/>
+                <w:i/>
+                <w:color w:val="696969"/>
+                <w:sz w:val="17"/>
+                <w:lang w:val="en-SG"/>
+              </w:rPr>
+              <w:t>Multi-label classification:</w:t>
+            </w:r>
+            <w:r>
+              <w:rPr>
+                <w:i/>
+                <w:color w:val="696969"/>
+                <w:sz w:val="17"/>
+                <w:lang w:val="en-SG"/>
+              </w:rPr>
+              <w:t> predicting N mood scores per input, trained from single positive labels ("this dimension is high").</w:t>
+            </w:r>
+          </w:p>
+          <w:p>
+            <w:pPr>
+              <w:numPr>
+                <w:ilvl w:val="0"/>
+                <w:numId w:val="3"/>
+              </w:numPr>
+              <w:spacing w:after="0"/>
+              <w:rPr>
+                <w:i/>
+                <w:color w:val="696969"/>
+                <w:sz w:val="17"/>
+                <w:lang w:val="en-SG"/>
+              </w:rPr>
+            </w:pPr>
+            <w:r>
+              <w:rPr>
+                <w:b/>
+                <w:bCs/>
+                <w:i/>
+                <w:color w:val="696969"/>
+                <w:sz w:val="17"/>
+                <w:lang w:val="en-SG"/>
+              </w:rPr>
+              <w:t>Retrieval:</w:t>
+            </w:r>
+            <w:r>
+              <w:rPr>
+                <w:i/>
+                <w:color w:val="696969"/>
+                <w:sz w:val="17"/>
+                <w:lang w:val="en-SG"/>
+              </w:rPr>
+              <w:t> cosine similarity search over vectors, ranked results.</w:t>
+            </w:r>
+          </w:p>
+          <w:p>
+            <w:pPr>
+              <w:numPr>
+                <w:ilvl w:val="0"/>
+                <w:numId w:val="3"/>
+              </w:numPr>
+              <w:spacing w:after="0"/>
+              <w:rPr>
+                <w:i/>
+                <w:color w:val="696969"/>
+                <w:sz w:val="17"/>
+                <w:lang w:val="en-SG"/>
+              </w:rPr>
+            </w:pPr>
+            <w:r>
+              <w:rPr>
+                <w:b/>
+                <w:bCs/>
+                <w:i/>
+                <w:color w:val="696969"/>
+                <w:sz w:val="17"/>
+                <w:lang w:val="en-SG"/>
+              </w:rPr>
+              <w:t>Evaluation:</w:t>
+            </w:r>
+            <w:r>
+              <w:rPr>
+                <w:i/>
+                <w:color w:val="696969"/>
+                <w:sz w:val="17"/>
+                <w:lang w:val="en-SG"/>
+              </w:rPr>
+              <w:t> </w:t>
+            </w:r>
+            <w:proofErr w:type="spellStart"/>
+            <w:r>
+              <w:rPr>
+                <w:i/>
+                <w:color w:val="696969"/>
+                <w:sz w:val="17"/>
+                <w:lang w:val="en-SG"/>
+              </w:rPr>
+              <w:t>precision@k</w:t>
+            </w:r>
+            <w:proofErr w:type="spellEnd"/>
+            <w:r>
+              <w:rPr>
+                <w:i/>
+                <w:color w:val="696969"/>
+                <w:sz w:val="17"/>
+                <w:lang w:val="en-SG"/>
+              </w:rPr>
+              <w:t xml:space="preserve">, per-dimension accuracy, calibration between the two encoders, comparison with a valence × energy baseline, human check on </w:t>
+            </w:r>
+            <w:proofErr w:type="spellStart"/>
+            <w:r>
+              <w:rPr>
+                <w:i/>
+                <w:color w:val="696969"/>
+                <w:sz w:val="17"/>
+                <w:lang w:val="en-SG"/>
+              </w:rPr>
+              <w:t>PMEmo</w:t>
+            </w:r>
+            <w:proofErr w:type="spellEnd"/>
+            <w:r>
+              <w:rPr>
+                <w:i/>
+                <w:color w:val="696969"/>
+                <w:sz w:val="17"/>
+                <w:lang w:val="en-SG"/>
+              </w:rPr>
+              <w:t>, small listening study.</w:t>
+            </w:r>
+          </w:p>
+          <w:p>
+            <w:pPr>
+              <w:numPr>
+                <w:ilvl w:val="0"/>
+                <w:numId w:val="3"/>
+              </w:numPr>
+              <w:spacing w:after="0"/>
+              <w:rPr>
+                <w:i/>
+                <w:color w:val="696969"/>
+                <w:sz w:val="17"/>
+                <w:lang w:val="en-SG"/>
+              </w:rPr>
+            </w:pPr>
+            <w:r>
+              <w:rPr>
+                <w:i/>
+                <w:iCs/>
+                <w:color w:val="696969"/>
+                <w:sz w:val="17"/>
+                <w:lang w:val="en-SG"/>
+              </w:rPr>
+              <w:t>Optional:</w:t>
+            </w:r>
+            <w:r>
+              <w:rPr>
+                <w:i/>
+                <w:color w:val="696969"/>
+                <w:sz w:val="17"/>
+                <w:lang w:val="en-SG"/>
+              </w:rPr>
+              <w:t> weak supervision with an LLM (</w:t>
+            </w:r>
+            <w:proofErr w:type="spellStart"/>
+            <w:r>
+              <w:rPr>
+                <w:i/>
+                <w:color w:val="696969"/>
+                <w:sz w:val="17"/>
+                <w:lang w:val="en-SG"/>
+              </w:rPr>
+              <w:t>Jev</w:t>
+            </w:r>
+            <w:proofErr w:type="spellEnd"/>
+            <w:r>
+              <w:rPr>
+                <w:i/>
+                <w:color w:val="696969"/>
+                <w:sz w:val="17"/>
+                <w:lang w:val="en-SG"/>
+              </w:rPr>
+              <w:t>); clustering of tag embeddings for dimension discovery; audio CNNs on mel-spectrograms; contrastive learning (CLAP).</w:t>
+            </w:r>
+          </w:p>
+          <w:p>
+            <w:pPr>
+              <w:spacing w:after="0"/>
+            </w:pPr>
           </w:p>
         </w:tc>
       </w:tr>
@@ -2303,6 +3085,15 @@
             <w:pPr>
               <w:spacing w:after="0"/>
             </w:pPr>
+            <w:proofErr w:type="spellStart"/>
+            <w:r>
+              <w:rPr>
+                <w:b/>
+                <w:bCs/>
+              </w:rPr>
+              <w:t>MuSe</w:t>
+            </w:r>
+            <w:proofErr w:type="spellEnd"/>
           </w:p>
         </w:tc>
         <w:tc>
@@ -2326,6 +3117,18 @@
             <w:pPr>
               <w:spacing w:after="0"/>
             </w:pPr>
+            <w:r>
+              <w:t>90,001 songs, one or more of 276 AllMusic mood words each</w:t>
+            </w:r>
+            <w:r>
+              <w:t>.</w:t>
+            </w:r>
+            <w:r>
+              <w:t xml:space="preserve"> Spotify IDs for 68%</w:t>
+            </w:r>
+            <w:r>
+              <w:t>.</w:t>
+            </w:r>
           </w:p>
         </w:tc>
         <w:tc>
@@ -2349,6 +3152,26 @@
             <w:pPr>
               <w:spacing w:after="0"/>
             </w:pPr>
+            <w:r>
+              <w:t xml:space="preserve">Milestone </w:t>
+            </w:r>
+            <w:r>
+              <w:t>1</w:t>
+            </w:r>
+            <w:r>
+              <w:t>: named dimensions</w:t>
+            </w:r>
+          </w:p>
+          <w:p>
+            <w:pPr>
+              <w:spacing w:after="0"/>
+            </w:pPr>
+            <w:r>
+              <w:t>Milestone 2: S</w:t>
+            </w:r>
+            <w:r>
+              <w:t>ong catalogue and seed labels for the song model</w:t>
+            </w:r>
           </w:p>
         </w:tc>
       </w:tr>
@@ -2407,6 +3230,13 @@
             <w:pPr>
               <w:spacing w:after="0"/>
             </w:pPr>
+            <w:r>
+              <w:rPr>
+                <w:b/>
+                <w:bCs/>
+              </w:rPr>
+              <w:t>Last.fm API</w:t>
+            </w:r>
           </w:p>
         </w:tc>
         <w:tc>
@@ -2430,6 +3260,15 @@
             <w:pPr>
               <w:spacing w:after="0"/>
             </w:pPr>
+            <w:r>
+              <w:t xml:space="preserve">Free-text </w:t>
+            </w:r>
+            <w:r>
+              <w:t xml:space="preserve">user-given </w:t>
+            </w:r>
+            <w:r>
+              <w:t>tags with weights for any song</w:t>
+            </w:r>
           </w:p>
         </w:tc>
         <w:tc>
@@ -2453,6 +3292,28 @@
             <w:pPr>
               <w:spacing w:after="0"/>
             </w:pPr>
+            <w:r>
+              <w:t xml:space="preserve">Milestone 2: </w:t>
+            </w:r>
+            <w:r>
+              <w:t xml:space="preserve">Full tags for </w:t>
+            </w:r>
+            <w:proofErr w:type="spellStart"/>
+            <w:r>
+              <w:t>MuSe</w:t>
+            </w:r>
+            <w:proofErr w:type="spellEnd"/>
+            <w:r>
+              <w:t xml:space="preserve"> and </w:t>
+            </w:r>
+            <w:proofErr w:type="spellStart"/>
+            <w:r>
+              <w:t>PMEmo</w:t>
+            </w:r>
+            <w:proofErr w:type="spellEnd"/>
+            <w:r>
+              <w:t xml:space="preserve"> songs: the song model's input</w:t>
+            </w:r>
           </w:p>
         </w:tc>
       </w:tr>
@@ -2511,6 +3372,15 @@
             <w:pPr>
               <w:spacing w:after="0"/>
             </w:pPr>
+            <w:proofErr w:type="spellStart"/>
+            <w:r>
+              <w:rPr>
+                <w:b/>
+                <w:bCs/>
+              </w:rPr>
+              <w:t>EmpatheticDialogues</w:t>
+            </w:r>
+            <w:proofErr w:type="spellEnd"/>
           </w:p>
         </w:tc>
         <w:tc>
@@ -2534,6 +3404,12 @@
             <w:pPr>
               <w:spacing w:after="0"/>
             </w:pPr>
+            <w:r>
+              <w:t>24,850 first-person</w:t>
+            </w:r>
+            <w:r>
+              <w:t xml:space="preserve"> conversations about an emotion </w:t>
+            </w:r>
           </w:p>
         </w:tc>
         <w:tc>
@@ -2557,6 +3433,26 @@
             <w:pPr>
               <w:spacing w:after="0"/>
             </w:pPr>
+            <w:r>
+              <w:t xml:space="preserve">Milestone </w:t>
+            </w:r>
+            <w:r>
+              <w:t>1</w:t>
+            </w:r>
+            <w:r>
+              <w:t>: named dimensions</w:t>
+            </w:r>
+          </w:p>
+          <w:p>
+            <w:pPr>
+              <w:spacing w:after="0"/>
+            </w:pPr>
+            <w:r>
+              <w:t xml:space="preserve">Milestone 3: </w:t>
+            </w:r>
+            <w:r>
+              <w:t xml:space="preserve">Prompt Encoder training and testing </w:t>
+            </w:r>
           </w:p>
         </w:tc>
       </w:tr>
@@ -6664,13 +7560,7 @@
                 <w:sz w:val="15"/>
               </w:rPr>
               <w:lastRenderedPageBreak/>
-              <w:t xml:space="preserve">Sem 2 - Weeks </w:t>
-            </w:r>
-            <w:r>
-              <w:rPr>
-                <w:sz w:val="15"/>
-              </w:rPr>
-              <w:t>9</w:t>
+              <w:t>Sem 2 - Weeks 9</w:t>
             </w:r>
           </w:p>
         </w:tc>
@@ -6800,13 +7690,7 @@
               <w:rPr>
                 <w:sz w:val="15"/>
               </w:rPr>
-              <w:t>Sem 2 - Weeks 1</w:t>
-            </w:r>
-            <w:r>
-              <w:rPr>
-                <w:sz w:val="15"/>
-              </w:rPr>
-              <w:t>0</w:t>
+              <w:t>Sem 2 - Weeks 10</w:t>
             </w:r>
           </w:p>
         </w:tc>
@@ -6936,13 +7820,7 @@
               <w:rPr>
                 <w:sz w:val="15"/>
               </w:rPr>
-              <w:t>Sem 2 - Weeks 1</w:t>
-            </w:r>
-            <w:r>
-              <w:rPr>
-                <w:sz w:val="15"/>
-              </w:rPr>
-              <w:t>1</w:t>
+              <w:t>Sem 2 - Weeks 11</w:t>
             </w:r>
           </w:p>
         </w:tc>
@@ -7172,8 +8050,8 @@
     </w:tbl>
     <w:p/>
     <w:sectPr>
-      <w:headerReference w:type="default" r:id="rId8"/>
-      <w:footerReference w:type="default" r:id="rId9"/>
+      <w:headerReference w:type="default" r:id="rId9"/>
+      <w:footerReference w:type="default" r:id="rId10"/>
       <w:pgSz w:w="15840" w:h="12240" w:orient="landscape"/>
       <w:pgMar w:top="1094" w:right="835" w:bottom="691" w:left="835" w:header="317" w:footer="317" w:gutter="0"/>
       <w:cols w:space="720"/>
@@ -7184,7 +8062,7 @@
 </file>
 
 <file path=word/endnotes.xml><?xml version="1.0" encoding="utf-8"?>
-<w:endnotes xmlns:wpc="http://schemas.microsoft.com/office/word/2010/wordprocessingCanvas" xmlns:cx="http://schemas.microsoft.com/office/drawing/2014/chartex" xmlns:cx1="http://schemas.microsoft.com/office/drawing/2015/9/8/chartex" xmlns:cx2="http://schemas.microsoft.com/office/drawing/2015/10/21/chartex" xmlns:cx3="http://schemas.microsoft.com/office/drawing/2016/5/9/chartex" xmlns:cx4="http://schemas.microsoft.com/office/drawing/2016/5/10/chartex" xmlns:cx5="http://schemas.microsoft.com/office/drawing/2016/5/11/chartex" xmlns:cx6="http://schemas.microsoft.com/office/drawing/2016/5/12/chartex" xmlns:cx7="http://schemas.microsoft.com/office/drawing/2016/5/13/chartex" xmlns:cx8="http://schemas.microsoft.com/office/drawing/2016/5/14/chartex" xmlns:mc="http://schemas.openxmlformats.org/markup-compatibility/2006" xmlns:m="http://schemas.openxmlformats.org/officeDocument/2006/math" xmlns:aink="http://schemas.microsoft.com/office/drawing/2016/ink" xmlns:am3d="http://schemas.microsoft.com/office/drawing/2017/model3d" xmlns:oel="http://schemas.microsoft.com/office/2019/extlst" xmlns:r="http://schemas.openxmlformats.org/officeDocument/2006/relationships" xmlns:wp14="http://schemas.microsoft.com/office/word/2010/wordprocessingDrawing" xmlns:wp="http://schemas.openxmlformats.org/drawingml/2006/wordprocessingDrawing" xmlns:wpg="http://schemas.microsoft.com/office/word/2010/wordprocessingGroup" xmlns:wpi="http://schemas.microsoft.com/office/word/2010/wordprocessingInk" xmlns:wps="http://schemas.microsoft.com/office/word/2010/wordprocessingShape" xmlns:o="urn:schemas-microsoft-com:office:office" xmlns:v="urn:schemas-microsoft-com:vml" xmlns:w10="urn:schemas-microsoft-com:office:word" xmlns:w="http://schemas.openxmlformats.org/wordprocessingml/2006/main" xmlns:w14="http://schemas.microsoft.com/office/word/2010/wordml" xmlns:w15="http://schemas.microsoft.com/office/word/2012/wordml" xmlns:w16cex="http://schemas.microsoft.com/office/word/2018/wordml/cex" xmlns:w16cid="http://schemas.microsoft.com/office/word/2016/wordml/cid" xmlns:w16="http://schemas.microsoft.com/office/word/2018/wordml" xmlns:w16sdtdh="http://schemas.microsoft.com/office/word/2020/wordml/sdtdatahash" xmlns:w16sdtfl="http://schemas.microsoft.com/office/word/2024/wordml/sdtformatlock" xmlns:w16se="http://schemas.microsoft.com/office/word/2015/wordml/symex" xmlns:w16du="http://schemas.microsoft.com/office/word/2023/wordml/word16du" xmlns:wne="http://schemas.microsoft.com/office/word/2006/wordml" mc:Ignorable="w14 w15 w16se w16cid w16 w16cex w16sdtdh w16sdtfl w16du wp14">
+<w:endnotes xmlns:wpc="http://schemas.microsoft.com/office/word/2010/wordprocessingCanvas" xmlns:cx="http://schemas.microsoft.com/office/drawing/2014/chartex" xmlns:cx1="http://schemas.microsoft.com/office/drawing/2015/9/8/chartex" xmlns:cx2="http://schemas.microsoft.com/office/drawing/2015/10/21/chartex" xmlns:cx3="http://schemas.microsoft.com/office/drawing/2016/5/9/chartex" xmlns:cx4="http://schemas.microsoft.com/office/drawing/2016/5/10/chartex" xmlns:cx5="http://schemas.microsoft.com/office/drawing/2016/5/11/chartex" xmlns:cx6="http://schemas.microsoft.com/office/drawing/2016/5/12/chartex" xmlns:cx7="http://schemas.microsoft.com/office/drawing/2016/5/13/chartex" xmlns:cx8="http://schemas.microsoft.com/office/drawing/2016/5/14/chartex" xmlns:mc="http://schemas.openxmlformats.org/markup-compatibility/2006" xmlns:aink="http://schemas.microsoft.com/office/drawing/2016/ink" xmlns:am3d="http://schemas.microsoft.com/office/drawing/2017/model3d" xmlns:o="urn:schemas-microsoft-com:office:office" xmlns:oel="http://schemas.microsoft.com/office/2019/extlst" xmlns:r="http://schemas.openxmlformats.org/officeDocument/2006/relationships" xmlns:m="http://schemas.openxmlformats.org/officeDocument/2006/math" xmlns:v="urn:schemas-microsoft-com:vml" xmlns:wp14="http://schemas.microsoft.com/office/word/2010/wordprocessingDrawing" xmlns:wp="http://schemas.openxmlformats.org/drawingml/2006/wordprocessingDrawing" xmlns:w10="urn:schemas-microsoft-com:office:word" xmlns:w="http://schemas.openxmlformats.org/wordprocessingml/2006/main" xmlns:w14="http://schemas.microsoft.com/office/word/2010/wordml" xmlns:w15="http://schemas.microsoft.com/office/word/2012/wordml" xmlns:w16cex="http://schemas.microsoft.com/office/word/2018/wordml/cex" xmlns:w16cid="http://schemas.microsoft.com/office/word/2016/wordml/cid" xmlns:w16="http://schemas.microsoft.com/office/word/2018/wordml" xmlns:w16du="http://schemas.microsoft.com/office/word/2023/wordml/word16du" xmlns:w16sdtdh="http://schemas.microsoft.com/office/word/2020/wordml/sdtdatahash" xmlns:w16sdtfl="http://schemas.microsoft.com/office/word/2024/wordml/sdtformatlock" xmlns:w16se="http://schemas.microsoft.com/office/word/2015/wordml/symex" xmlns:wpg="http://schemas.microsoft.com/office/word/2010/wordprocessingGroup" xmlns:wpi="http://schemas.microsoft.com/office/word/2010/wordprocessingInk" xmlns:wne="http://schemas.microsoft.com/office/word/2006/wordml" xmlns:wps="http://schemas.microsoft.com/office/word/2010/wordprocessingShape" mc:Ignorable="w14 w15 w16se w16cid w16 w16cex w16sdtdh w16sdtfl w16du wp14">
   <w:endnote w:type="separator" w:id="-1">
     <w:p>
       <w:pPr>
@@ -7209,7 +8087,7 @@
 </file>
 
 <file path=word/footer1.xml><?xml version="1.0" encoding="utf-8"?>
-<w:ftr xmlns:wpc="http://schemas.microsoft.com/office/word/2010/wordprocessingCanvas" xmlns:cx="http://schemas.microsoft.com/office/drawing/2014/chartex" xmlns:cx1="http://schemas.microsoft.com/office/drawing/2015/9/8/chartex" xmlns:cx2="http://schemas.microsoft.com/office/drawing/2015/10/21/chartex" xmlns:cx3="http://schemas.microsoft.com/office/drawing/2016/5/9/chartex" xmlns:cx4="http://schemas.microsoft.com/office/drawing/2016/5/10/chartex" xmlns:cx5="http://schemas.microsoft.com/office/drawing/2016/5/11/chartex" xmlns:cx6="http://schemas.microsoft.com/office/drawing/2016/5/12/chartex" xmlns:cx7="http://schemas.microsoft.com/office/drawing/2016/5/13/chartex" xmlns:cx8="http://schemas.microsoft.com/office/drawing/2016/5/14/chartex" xmlns:mc="http://schemas.openxmlformats.org/markup-compatibility/2006" xmlns:m="http://schemas.openxmlformats.org/officeDocument/2006/math" xmlns:aink="http://schemas.microsoft.com/office/drawing/2016/ink" xmlns:am3d="http://schemas.microsoft.com/office/drawing/2017/model3d" xmlns:oel="http://schemas.microsoft.com/office/2019/extlst" xmlns:r="http://schemas.openxmlformats.org/officeDocument/2006/relationships" xmlns:wp14="http://schemas.microsoft.com/office/word/2010/wordprocessingDrawing" xmlns:wp="http://schemas.openxmlformats.org/drawingml/2006/wordprocessingDrawing" xmlns:wpg="http://schemas.microsoft.com/office/word/2010/wordprocessingGroup" xmlns:wpi="http://schemas.microsoft.com/office/word/2010/wordprocessingInk" xmlns:wps="http://schemas.microsoft.com/office/word/2010/wordprocessingShape" xmlns:o="urn:schemas-microsoft-com:office:office" xmlns:v="urn:schemas-microsoft-com:vml" xmlns:w10="urn:schemas-microsoft-com:office:word" xmlns:w="http://schemas.openxmlformats.org/wordprocessingml/2006/main" xmlns:w14="http://schemas.microsoft.com/office/word/2010/wordml" xmlns:w15="http://schemas.microsoft.com/office/word/2012/wordml" xmlns:w16cex="http://schemas.microsoft.com/office/word/2018/wordml/cex" xmlns:w16cid="http://schemas.microsoft.com/office/word/2016/wordml/cid" xmlns:w16="http://schemas.microsoft.com/office/word/2018/wordml" xmlns:w16sdtdh="http://schemas.microsoft.com/office/word/2020/wordml/sdtdatahash" xmlns:w16sdtfl="http://schemas.microsoft.com/office/word/2024/wordml/sdtformatlock" xmlns:w16se="http://schemas.microsoft.com/office/word/2015/wordml/symex" xmlns:w16du="http://schemas.microsoft.com/office/word/2023/wordml/word16du" xmlns:wne="http://schemas.microsoft.com/office/word/2006/wordml" mc:Ignorable="w14 w15 w16se w16cid w16 w16cex w16sdtdh w16sdtfl w16du wp14">
+<w:ftr xmlns:wpc="http://schemas.microsoft.com/office/word/2010/wordprocessingCanvas" xmlns:cx="http://schemas.microsoft.com/office/drawing/2014/chartex" xmlns:cx1="http://schemas.microsoft.com/office/drawing/2015/9/8/chartex" xmlns:cx2="http://schemas.microsoft.com/office/drawing/2015/10/21/chartex" xmlns:cx3="http://schemas.microsoft.com/office/drawing/2016/5/9/chartex" xmlns:cx4="http://schemas.microsoft.com/office/drawing/2016/5/10/chartex" xmlns:cx5="http://schemas.microsoft.com/office/drawing/2016/5/11/chartex" xmlns:cx6="http://schemas.microsoft.com/office/drawing/2016/5/12/chartex" xmlns:cx7="http://schemas.microsoft.com/office/drawing/2016/5/13/chartex" xmlns:cx8="http://schemas.microsoft.com/office/drawing/2016/5/14/chartex" xmlns:mc="http://schemas.openxmlformats.org/markup-compatibility/2006" xmlns:aink="http://schemas.microsoft.com/office/drawing/2016/ink" xmlns:am3d="http://schemas.microsoft.com/office/drawing/2017/model3d" xmlns:o="urn:schemas-microsoft-com:office:office" xmlns:oel="http://schemas.microsoft.com/office/2019/extlst" xmlns:r="http://schemas.openxmlformats.org/officeDocument/2006/relationships" xmlns:m="http://schemas.openxmlformats.org/officeDocument/2006/math" xmlns:v="urn:schemas-microsoft-com:vml" xmlns:wp14="http://schemas.microsoft.com/office/word/2010/wordprocessingDrawing" xmlns:wp="http://schemas.openxmlformats.org/drawingml/2006/wordprocessingDrawing" xmlns:w10="urn:schemas-microsoft-com:office:word" xmlns:w="http://schemas.openxmlformats.org/wordprocessingml/2006/main" xmlns:w14="http://schemas.microsoft.com/office/word/2010/wordml" xmlns:w15="http://schemas.microsoft.com/office/word/2012/wordml" xmlns:w16cex="http://schemas.microsoft.com/office/word/2018/wordml/cex" xmlns:w16cid="http://schemas.microsoft.com/office/word/2016/wordml/cid" xmlns:w16="http://schemas.microsoft.com/office/word/2018/wordml" xmlns:w16du="http://schemas.microsoft.com/office/word/2023/wordml/word16du" xmlns:w16sdtdh="http://schemas.microsoft.com/office/word/2020/wordml/sdtdatahash" xmlns:w16sdtfl="http://schemas.microsoft.com/office/word/2024/wordml/sdtformatlock" xmlns:w16se="http://schemas.microsoft.com/office/word/2015/wordml/symex" xmlns:wpg="http://schemas.microsoft.com/office/word/2010/wordprocessingGroup" xmlns:wpi="http://schemas.microsoft.com/office/word/2010/wordprocessingInk" xmlns:wne="http://schemas.microsoft.com/office/word/2006/wordml" xmlns:wps="http://schemas.microsoft.com/office/word/2010/wordprocessingShape" mc:Ignorable="w14 w15 w16se w16cid w16 w16cex w16sdtdh w16sdtfl w16du wp14">
   <w:p>
     <w:pPr>
       <w:pStyle w:val="Footer"/>
@@ -7243,7 +8121,7 @@
 </file>
 
 <file path=word/footnotes.xml><?xml version="1.0" encoding="utf-8"?>
-<w:footnotes xmlns:wpc="http://schemas.microsoft.com/office/word/2010/wordprocessingCanvas" xmlns:cx="http://schemas.microsoft.com/office/drawing/2014/chartex" xmlns:cx1="http://schemas.microsoft.com/office/drawing/2015/9/8/chartex" xmlns:cx2="http://schemas.microsoft.com/office/drawing/2015/10/21/chartex" xmlns:cx3="http://schemas.microsoft.com/office/drawing/2016/5/9/chartex" xmlns:cx4="http://schemas.microsoft.com/office/drawing/2016/5/10/chartex" xmlns:cx5="http://schemas.microsoft.com/office/drawing/2016/5/11/chartex" xmlns:cx6="http://schemas.microsoft.com/office/drawing/2016/5/12/chartex" xmlns:cx7="http://schemas.microsoft.com/office/drawing/2016/5/13/chartex" xmlns:cx8="http://schemas.microsoft.com/office/drawing/2016/5/14/chartex" xmlns:mc="http://schemas.openxmlformats.org/markup-compatibility/2006" xmlns:m="http://schemas.openxmlformats.org/officeDocument/2006/math" xmlns:aink="http://schemas.microsoft.com/office/drawing/2016/ink" xmlns:am3d="http://schemas.microsoft.com/office/drawing/2017/model3d" xmlns:oel="http://schemas.microsoft.com/office/2019/extlst" xmlns:r="http://schemas.openxmlformats.org/officeDocument/2006/relationships" xmlns:wp14="http://schemas.microsoft.com/office/word/2010/wordprocessingDrawing" xmlns:wp="http://schemas.openxmlformats.org/drawingml/2006/wordprocessingDrawing" xmlns:wpg="http://schemas.microsoft.com/office/word/2010/wordprocessingGroup" xmlns:wpi="http://schemas.microsoft.com/office/word/2010/wordprocessingInk" xmlns:wps="http://schemas.microsoft.com/office/word/2010/wordprocessingShape" xmlns:o="urn:schemas-microsoft-com:office:office" xmlns:v="urn:schemas-microsoft-com:vml" xmlns:w10="urn:schemas-microsoft-com:office:word" xmlns:w="http://schemas.openxmlformats.org/wordprocessingml/2006/main" xmlns:w14="http://schemas.microsoft.com/office/word/2010/wordml" xmlns:w15="http://schemas.microsoft.com/office/word/2012/wordml" xmlns:w16cex="http://schemas.microsoft.com/office/word/2018/wordml/cex" xmlns:w16cid="http://schemas.microsoft.com/office/word/2016/wordml/cid" xmlns:w16="http://schemas.microsoft.com/office/word/2018/wordml" xmlns:w16sdtdh="http://schemas.microsoft.com/office/word/2020/wordml/sdtdatahash" xmlns:w16sdtfl="http://schemas.microsoft.com/office/word/2024/wordml/sdtformatlock" xmlns:w16se="http://schemas.microsoft.com/office/word/2015/wordml/symex" xmlns:w16du="http://schemas.microsoft.com/office/word/2023/wordml/word16du" xmlns:wne="http://schemas.microsoft.com/office/word/2006/wordml" mc:Ignorable="w14 w15 w16se w16cid w16 w16cex w16sdtdh w16sdtfl w16du wp14">
+<w:footnotes xmlns:wpc="http://schemas.microsoft.com/office/word/2010/wordprocessingCanvas" xmlns:cx="http://schemas.microsoft.com/office/drawing/2014/chartex" xmlns:cx1="http://schemas.microsoft.com/office/drawing/2015/9/8/chartex" xmlns:cx2="http://schemas.microsoft.com/office/drawing/2015/10/21/chartex" xmlns:cx3="http://schemas.microsoft.com/office/drawing/2016/5/9/chartex" xmlns:cx4="http://schemas.microsoft.com/office/drawing/2016/5/10/chartex" xmlns:cx5="http://schemas.microsoft.com/office/drawing/2016/5/11/chartex" xmlns:cx6="http://schemas.microsoft.com/office/drawing/2016/5/12/chartex" xmlns:cx7="http://schemas.microsoft.com/office/drawing/2016/5/13/chartex" xmlns:cx8="http://schemas.microsoft.com/office/drawing/2016/5/14/chartex" xmlns:mc="http://schemas.openxmlformats.org/markup-compatibility/2006" xmlns:aink="http://schemas.microsoft.com/office/drawing/2016/ink" xmlns:am3d="http://schemas.microsoft.com/office/drawing/2017/model3d" xmlns:o="urn:schemas-microsoft-com:office:office" xmlns:oel="http://schemas.microsoft.com/office/2019/extlst" xmlns:r="http://schemas.openxmlformats.org/officeDocument/2006/relationships" xmlns:m="http://schemas.openxmlformats.org/officeDocument/2006/math" xmlns:v="urn:schemas-microsoft-com:vml" xmlns:wp14="http://schemas.microsoft.com/office/word/2010/wordprocessingDrawing" xmlns:wp="http://schemas.openxmlformats.org/drawingml/2006/wordprocessingDrawing" xmlns:w10="urn:schemas-microsoft-com:office:word" xmlns:w="http://schemas.openxmlformats.org/wordprocessingml/2006/main" xmlns:w14="http://schemas.microsoft.com/office/word/2010/wordml" xmlns:w15="http://schemas.microsoft.com/office/word/2012/wordml" xmlns:w16cex="http://schemas.microsoft.com/office/word/2018/wordml/cex" xmlns:w16cid="http://schemas.microsoft.com/office/word/2016/wordml/cid" xmlns:w16="http://schemas.microsoft.com/office/word/2018/wordml" xmlns:w16du="http://schemas.microsoft.com/office/word/2023/wordml/word16du" xmlns:w16sdtdh="http://schemas.microsoft.com/office/word/2020/wordml/sdtdatahash" xmlns:w16sdtfl="http://schemas.microsoft.com/office/word/2024/wordml/sdtformatlock" xmlns:w16se="http://schemas.microsoft.com/office/word/2015/wordml/symex" xmlns:wpg="http://schemas.microsoft.com/office/word/2010/wordprocessingGroup" xmlns:wpi="http://schemas.microsoft.com/office/word/2010/wordprocessingInk" xmlns:wne="http://schemas.microsoft.com/office/word/2006/wordml" xmlns:wps="http://schemas.microsoft.com/office/word/2010/wordprocessingShape" mc:Ignorable="w14 w15 w16se w16cid w16 w16cex w16sdtdh w16sdtfl w16du wp14">
   <w:footnote w:type="separator" w:id="-1">
     <w:p>
       <w:pPr>
@@ -7268,7 +8146,7 @@
 </file>
 
 <file path=word/header1.xml><?xml version="1.0" encoding="utf-8"?>
-<w:hdr xmlns:wpc="http://schemas.microsoft.com/office/word/2010/wordprocessingCanvas" xmlns:cx="http://schemas.microsoft.com/office/drawing/2014/chartex" xmlns:cx1="http://schemas.microsoft.com/office/drawing/2015/9/8/chartex" xmlns:cx2="http://schemas.microsoft.com/office/drawing/2015/10/21/chartex" xmlns:cx3="http://schemas.microsoft.com/office/drawing/2016/5/9/chartex" xmlns:cx4="http://schemas.microsoft.com/office/drawing/2016/5/10/chartex" xmlns:cx5="http://schemas.microsoft.com/office/drawing/2016/5/11/chartex" xmlns:cx6="http://schemas.microsoft.com/office/drawing/2016/5/12/chartex" xmlns:cx7="http://schemas.microsoft.com/office/drawing/2016/5/13/chartex" xmlns:cx8="http://schemas.microsoft.com/office/drawing/2016/5/14/chartex" xmlns:mc="http://schemas.openxmlformats.org/markup-compatibility/2006" xmlns:m="http://schemas.openxmlformats.org/officeDocument/2006/math" xmlns:aink="http://schemas.microsoft.com/office/drawing/2016/ink" xmlns:am3d="http://schemas.microsoft.com/office/drawing/2017/model3d" xmlns:oel="http://schemas.microsoft.com/office/2019/extlst" xmlns:r="http://schemas.openxmlformats.org/officeDocument/2006/relationships" xmlns:wp14="http://schemas.microsoft.com/office/word/2010/wordprocessingDrawing" xmlns:wp="http://schemas.openxmlformats.org/drawingml/2006/wordprocessingDrawing" xmlns:wpg="http://schemas.microsoft.com/office/word/2010/wordprocessingGroup" xmlns:wpi="http://schemas.microsoft.com/office/word/2010/wordprocessingInk" xmlns:wps="http://schemas.microsoft.com/office/word/2010/wordprocessingShape" xmlns:o="urn:schemas-microsoft-com:office:office" xmlns:v="urn:schemas-microsoft-com:vml" xmlns:w10="urn:schemas-microsoft-com:office:word" xmlns:w="http://schemas.openxmlformats.org/wordprocessingml/2006/main" xmlns:w14="http://schemas.microsoft.com/office/word/2010/wordml" xmlns:w15="http://schemas.microsoft.com/office/word/2012/wordml" xmlns:w16cex="http://schemas.microsoft.com/office/word/2018/wordml/cex" xmlns:w16cid="http://schemas.microsoft.com/office/word/2016/wordml/cid" xmlns:w16="http://schemas.microsoft.com/office/word/2018/wordml" xmlns:w16sdtdh="http://schemas.microsoft.com/office/word/2020/wordml/sdtdatahash" xmlns:w16sdtfl="http://schemas.microsoft.com/office/word/2024/wordml/sdtformatlock" xmlns:w16se="http://schemas.microsoft.com/office/word/2015/wordml/symex" xmlns:w16du="http://schemas.microsoft.com/office/word/2023/wordml/word16du" xmlns:wne="http://schemas.microsoft.com/office/word/2006/wordml" mc:Ignorable="w14 w15 w16se w16cid w16 w16cex w16sdtdh w16sdtfl w16du wp14">
+<w:hdr xmlns:wpc="http://schemas.microsoft.com/office/word/2010/wordprocessingCanvas" xmlns:cx="http://schemas.microsoft.com/office/drawing/2014/chartex" xmlns:cx1="http://schemas.microsoft.com/office/drawing/2015/9/8/chartex" xmlns:cx2="http://schemas.microsoft.com/office/drawing/2015/10/21/chartex" xmlns:cx3="http://schemas.microsoft.com/office/drawing/2016/5/9/chartex" xmlns:cx4="http://schemas.microsoft.com/office/drawing/2016/5/10/chartex" xmlns:cx5="http://schemas.microsoft.com/office/drawing/2016/5/11/chartex" xmlns:cx6="http://schemas.microsoft.com/office/drawing/2016/5/12/chartex" xmlns:cx7="http://schemas.microsoft.com/office/drawing/2016/5/13/chartex" xmlns:cx8="http://schemas.microsoft.com/office/drawing/2016/5/14/chartex" xmlns:mc="http://schemas.openxmlformats.org/markup-compatibility/2006" xmlns:aink="http://schemas.microsoft.com/office/drawing/2016/ink" xmlns:am3d="http://schemas.microsoft.com/office/drawing/2017/model3d" xmlns:o="urn:schemas-microsoft-com:office:office" xmlns:oel="http://schemas.microsoft.com/office/2019/extlst" xmlns:r="http://schemas.openxmlformats.org/officeDocument/2006/relationships" xmlns:m="http://schemas.openxmlformats.org/officeDocument/2006/math" xmlns:v="urn:schemas-microsoft-com:vml" xmlns:wp14="http://schemas.microsoft.com/office/word/2010/wordprocessingDrawing" xmlns:wp="http://schemas.openxmlformats.org/drawingml/2006/wordprocessingDrawing" xmlns:w10="urn:schemas-microsoft-com:office:word" xmlns:w="http://schemas.openxmlformats.org/wordprocessingml/2006/main" xmlns:w14="http://schemas.microsoft.com/office/word/2010/wordml" xmlns:w15="http://schemas.microsoft.com/office/word/2012/wordml" xmlns:w16cex="http://schemas.microsoft.com/office/word/2018/wordml/cex" xmlns:w16cid="http://schemas.microsoft.com/office/word/2016/wordml/cid" xmlns:w16="http://schemas.microsoft.com/office/word/2018/wordml" xmlns:w16du="http://schemas.microsoft.com/office/word/2023/wordml/word16du" xmlns:w16sdtdh="http://schemas.microsoft.com/office/word/2020/wordml/sdtdatahash" xmlns:w16sdtfl="http://schemas.microsoft.com/office/word/2024/wordml/sdtformatlock" xmlns:w16se="http://schemas.microsoft.com/office/word/2015/wordml/symex" xmlns:wpg="http://schemas.microsoft.com/office/word/2010/wordprocessingGroup" xmlns:wpi="http://schemas.microsoft.com/office/word/2010/wordprocessingInk" xmlns:wne="http://schemas.microsoft.com/office/word/2006/wordml" xmlns:wps="http://schemas.microsoft.com/office/word/2010/wordprocessingShape" mc:Ignorable="w14 w15 w16se w16cid w16 w16cex w16sdtdh w16sdtfl w16du wp14">
   <w:p>
     <w:pPr>
       <w:pStyle w:val="Header"/>
@@ -7383,8 +8261,419 @@
 </file>
 
 <file path=word/numbering.xml><?xml version="1.0" encoding="utf-8"?>
-<w:numbering xmlns:wpc="http://schemas.microsoft.com/office/word/2010/wordprocessingCanvas" xmlns:cx="http://schemas.microsoft.com/office/drawing/2014/chartex" xmlns:cx1="http://schemas.microsoft.com/office/drawing/2015/9/8/chartex" xmlns:cx2="http://schemas.microsoft.com/office/drawing/2015/10/21/chartex" xmlns:cx3="http://schemas.microsoft.com/office/drawing/2016/5/9/chartex" xmlns:cx4="http://schemas.microsoft.com/office/drawing/2016/5/10/chartex" xmlns:cx5="http://schemas.microsoft.com/office/drawing/2016/5/11/chartex" xmlns:cx6="http://schemas.microsoft.com/office/drawing/2016/5/12/chartex" xmlns:cx7="http://schemas.microsoft.com/office/drawing/2016/5/13/chartex" xmlns:cx8="http://schemas.microsoft.com/office/drawing/2016/5/14/chartex" xmlns:mc="http://schemas.openxmlformats.org/markup-compatibility/2006" xmlns:m="http://schemas.openxmlformats.org/officeDocument/2006/math" xmlns:aink="http://schemas.microsoft.com/office/drawing/2016/ink" xmlns:am3d="http://schemas.microsoft.com/office/drawing/2017/model3d" xmlns:oel="http://schemas.microsoft.com/office/2019/extlst" xmlns:r="http://schemas.openxmlformats.org/officeDocument/2006/relationships" xmlns:wp14="http://schemas.microsoft.com/office/word/2010/wordprocessingDrawing" xmlns:wp="http://schemas.openxmlformats.org/drawingml/2006/wordprocessingDrawing" xmlns:wpg="http://schemas.microsoft.com/office/word/2010/wordprocessingGroup" xmlns:wpi="http://schemas.microsoft.com/office/word/2010/wordprocessingInk" xmlns:wps="http://schemas.microsoft.com/office/word/2010/wordprocessingShape" xmlns:o="urn:schemas-microsoft-com:office:office" xmlns:v="urn:schemas-microsoft-com:vml" xmlns:w10="urn:schemas-microsoft-com:office:word" xmlns:w="http://schemas.openxmlformats.org/wordprocessingml/2006/main" xmlns:w14="http://schemas.microsoft.com/office/word/2010/wordml" xmlns:w15="http://schemas.microsoft.com/office/word/2012/wordml" xmlns:w16cex="http://schemas.microsoft.com/office/word/2018/wordml/cex" xmlns:w16cid="http://schemas.microsoft.com/office/word/2016/wordml/cid" xmlns:w16="http://schemas.microsoft.com/office/word/2018/wordml" xmlns:w16sdtdh="http://schemas.microsoft.com/office/word/2020/wordml/sdtdatahash" xmlns:w16sdtfl="http://schemas.microsoft.com/office/word/2024/wordml/sdtformatlock" xmlns:w16se="http://schemas.microsoft.com/office/word/2015/wordml/symex" xmlns:w16du="http://schemas.microsoft.com/office/word/2023/wordml/word16du" xmlns:wne="http://schemas.microsoft.com/office/word/2006/wordml" mc:Ignorable="w14 w15 w16se w16cid w16 w16cex w16sdtdh w16sdtfl w16du wp14">
+<w:numbering xmlns:wpc="http://schemas.microsoft.com/office/word/2010/wordprocessingCanvas" xmlns:cx="http://schemas.microsoft.com/office/drawing/2014/chartex" xmlns:cx1="http://schemas.microsoft.com/office/drawing/2015/9/8/chartex" xmlns:cx2="http://schemas.microsoft.com/office/drawing/2015/10/21/chartex" xmlns:cx3="http://schemas.microsoft.com/office/drawing/2016/5/9/chartex" xmlns:cx4="http://schemas.microsoft.com/office/drawing/2016/5/10/chartex" xmlns:cx5="http://schemas.microsoft.com/office/drawing/2016/5/11/chartex" xmlns:cx6="http://schemas.microsoft.com/office/drawing/2016/5/12/chartex" xmlns:cx7="http://schemas.microsoft.com/office/drawing/2016/5/13/chartex" xmlns:cx8="http://schemas.microsoft.com/office/drawing/2016/5/14/chartex" xmlns:mc="http://schemas.openxmlformats.org/markup-compatibility/2006" xmlns:aink="http://schemas.microsoft.com/office/drawing/2016/ink" xmlns:am3d="http://schemas.microsoft.com/office/drawing/2017/model3d" xmlns:o="urn:schemas-microsoft-com:office:office" xmlns:oel="http://schemas.microsoft.com/office/2019/extlst" xmlns:r="http://schemas.openxmlformats.org/officeDocument/2006/relationships" xmlns:m="http://schemas.openxmlformats.org/officeDocument/2006/math" xmlns:v="urn:schemas-microsoft-com:vml" xmlns:wp14="http://schemas.microsoft.com/office/word/2010/wordprocessingDrawing" xmlns:wp="http://schemas.openxmlformats.org/drawingml/2006/wordprocessingDrawing" xmlns:w10="urn:schemas-microsoft-com:office:word" xmlns:w="http://schemas.openxmlformats.org/wordprocessingml/2006/main" xmlns:w14="http://schemas.microsoft.com/office/word/2010/wordml" xmlns:w15="http://schemas.microsoft.com/office/word/2012/wordml" xmlns:w16cex="http://schemas.microsoft.com/office/word/2018/wordml/cex" xmlns:w16cid="http://schemas.microsoft.com/office/word/2016/wordml/cid" xmlns:w16="http://schemas.microsoft.com/office/word/2018/wordml" xmlns:w16du="http://schemas.microsoft.com/office/word/2023/wordml/word16du" xmlns:w16sdtdh="http://schemas.microsoft.com/office/word/2020/wordml/sdtdatahash" xmlns:w16sdtfl="http://schemas.microsoft.com/office/word/2024/wordml/sdtformatlock" xmlns:w16se="http://schemas.microsoft.com/office/word/2015/wordml/symex" xmlns:wpg="http://schemas.microsoft.com/office/word/2010/wordprocessingGroup" xmlns:wpi="http://schemas.microsoft.com/office/word/2010/wordprocessingInk" xmlns:wne="http://schemas.microsoft.com/office/word/2006/wordml" xmlns:wps="http://schemas.microsoft.com/office/word/2010/wordprocessingShape" mc:Ignorable="w14 w15 w16se w16cid w16 w16cex w16sdtdh w16sdtfl w16du wp14">
   <w:abstractNum w:abstractNumId="0" w15:restartNumberingAfterBreak="0">
+    <w:nsid w:val="0EBF790A"/>
+    <w:multiLevelType w:val="multilevel"/>
+    <w:tmpl w:val="88F8011E"/>
+    <w:lvl w:ilvl="0">
+      <w:start w:val="1"/>
+      <w:numFmt w:val="bullet"/>
+      <w:lvlText w:val=""/>
+      <w:lvlJc w:val="left"/>
+      <w:pPr>
+        <w:tabs>
+          <w:tab w:val="num" w:pos="720"/>
+        </w:tabs>
+        <w:ind w:left="720" w:hanging="360"/>
+      </w:pPr>
+      <w:rPr>
+        <w:rFonts w:ascii="Symbol" w:hAnsi="Symbol" w:hint="default"/>
+        <w:sz w:val="20"/>
+      </w:rPr>
+    </w:lvl>
+    <w:lvl w:ilvl="1" w:tentative="1">
+      <w:start w:val="1"/>
+      <w:numFmt w:val="bullet"/>
+      <w:lvlText w:val="o"/>
+      <w:lvlJc w:val="left"/>
+      <w:pPr>
+        <w:tabs>
+          <w:tab w:val="num" w:pos="1440"/>
+        </w:tabs>
+        <w:ind w:left="1440" w:hanging="360"/>
+      </w:pPr>
+      <w:rPr>
+        <w:rFonts w:ascii="Courier New" w:hAnsi="Courier New" w:hint="default"/>
+        <w:sz w:val="20"/>
+      </w:rPr>
+    </w:lvl>
+    <w:lvl w:ilvl="2" w:tentative="1">
+      <w:start w:val="1"/>
+      <w:numFmt w:val="bullet"/>
+      <w:lvlText w:val=""/>
+      <w:lvlJc w:val="left"/>
+      <w:pPr>
+        <w:tabs>
+          <w:tab w:val="num" w:pos="2160"/>
+        </w:tabs>
+        <w:ind w:left="2160" w:hanging="360"/>
+      </w:pPr>
+      <w:rPr>
+        <w:rFonts w:ascii="Wingdings" w:hAnsi="Wingdings" w:hint="default"/>
+        <w:sz w:val="20"/>
+      </w:rPr>
+    </w:lvl>
+    <w:lvl w:ilvl="3" w:tentative="1">
+      <w:start w:val="1"/>
+      <w:numFmt w:val="bullet"/>
+      <w:lvlText w:val=""/>
+      <w:lvlJc w:val="left"/>
+      <w:pPr>
+        <w:tabs>
+          <w:tab w:val="num" w:pos="2880"/>
+        </w:tabs>
+        <w:ind w:left="2880" w:hanging="360"/>
+      </w:pPr>
+      <w:rPr>
+        <w:rFonts w:ascii="Wingdings" w:hAnsi="Wingdings" w:hint="default"/>
+        <w:sz w:val="20"/>
+      </w:rPr>
+    </w:lvl>
+    <w:lvl w:ilvl="4" w:tentative="1">
+      <w:start w:val="1"/>
+      <w:numFmt w:val="bullet"/>
+      <w:lvlText w:val=""/>
+      <w:lvlJc w:val="left"/>
+      <w:pPr>
+        <w:tabs>
+          <w:tab w:val="num" w:pos="3600"/>
+        </w:tabs>
+        <w:ind w:left="3600" w:hanging="360"/>
+      </w:pPr>
+      <w:rPr>
+        <w:rFonts w:ascii="Wingdings" w:hAnsi="Wingdings" w:hint="default"/>
+        <w:sz w:val="20"/>
+      </w:rPr>
+    </w:lvl>
+    <w:lvl w:ilvl="5" w:tentative="1">
+      <w:start w:val="1"/>
+      <w:numFmt w:val="bullet"/>
+      <w:lvlText w:val=""/>
+      <w:lvlJc w:val="left"/>
+      <w:pPr>
+        <w:tabs>
+          <w:tab w:val="num" w:pos="4320"/>
+        </w:tabs>
+        <w:ind w:left="4320" w:hanging="360"/>
+      </w:pPr>
+      <w:rPr>
+        <w:rFonts w:ascii="Wingdings" w:hAnsi="Wingdings" w:hint="default"/>
+        <w:sz w:val="20"/>
+      </w:rPr>
+    </w:lvl>
+    <w:lvl w:ilvl="6" w:tentative="1">
+      <w:start w:val="1"/>
+      <w:numFmt w:val="bullet"/>
+      <w:lvlText w:val=""/>
+      <w:lvlJc w:val="left"/>
+      <w:pPr>
+        <w:tabs>
+          <w:tab w:val="num" w:pos="5040"/>
+        </w:tabs>
+        <w:ind w:left="5040" w:hanging="360"/>
+      </w:pPr>
+      <w:rPr>
+        <w:rFonts w:ascii="Wingdings" w:hAnsi="Wingdings" w:hint="default"/>
+        <w:sz w:val="20"/>
+      </w:rPr>
+    </w:lvl>
+    <w:lvl w:ilvl="7" w:tentative="1">
+      <w:start w:val="1"/>
+      <w:numFmt w:val="bullet"/>
+      <w:lvlText w:val=""/>
+      <w:lvlJc w:val="left"/>
+      <w:pPr>
+        <w:tabs>
+          <w:tab w:val="num" w:pos="5760"/>
+        </w:tabs>
+        <w:ind w:left="5760" w:hanging="360"/>
+      </w:pPr>
+      <w:rPr>
+        <w:rFonts w:ascii="Wingdings" w:hAnsi="Wingdings" w:hint="default"/>
+        <w:sz w:val="20"/>
+      </w:rPr>
+    </w:lvl>
+    <w:lvl w:ilvl="8" w:tentative="1">
+      <w:start w:val="1"/>
+      <w:numFmt w:val="bullet"/>
+      <w:lvlText w:val=""/>
+      <w:lvlJc w:val="left"/>
+      <w:pPr>
+        <w:tabs>
+          <w:tab w:val="num" w:pos="6480"/>
+        </w:tabs>
+        <w:ind w:left="6480" w:hanging="360"/>
+      </w:pPr>
+      <w:rPr>
+        <w:rFonts w:ascii="Wingdings" w:hAnsi="Wingdings" w:hint="default"/>
+        <w:sz w:val="20"/>
+      </w:rPr>
+    </w:lvl>
+  </w:abstractNum>
+  <w:abstractNum w:abstractNumId="1" w15:restartNumberingAfterBreak="0">
+    <w:nsid w:val="50A45CC4"/>
+    <w:multiLevelType w:val="multilevel"/>
+    <w:tmpl w:val="1A5CAF7A"/>
+    <w:lvl w:ilvl="0">
+      <w:start w:val="1"/>
+      <w:numFmt w:val="bullet"/>
+      <w:lvlText w:val=""/>
+      <w:lvlJc w:val="left"/>
+      <w:pPr>
+        <w:tabs>
+          <w:tab w:val="num" w:pos="720"/>
+        </w:tabs>
+        <w:ind w:left="720" w:hanging="360"/>
+      </w:pPr>
+      <w:rPr>
+        <w:rFonts w:ascii="Symbol" w:hAnsi="Symbol" w:hint="default"/>
+        <w:sz w:val="20"/>
+      </w:rPr>
+    </w:lvl>
+    <w:lvl w:ilvl="1" w:tentative="1">
+      <w:start w:val="1"/>
+      <w:numFmt w:val="bullet"/>
+      <w:lvlText w:val="o"/>
+      <w:lvlJc w:val="left"/>
+      <w:pPr>
+        <w:tabs>
+          <w:tab w:val="num" w:pos="1440"/>
+        </w:tabs>
+        <w:ind w:left="1440" w:hanging="360"/>
+      </w:pPr>
+      <w:rPr>
+        <w:rFonts w:ascii="Courier New" w:hAnsi="Courier New" w:hint="default"/>
+        <w:sz w:val="20"/>
+      </w:rPr>
+    </w:lvl>
+    <w:lvl w:ilvl="2" w:tentative="1">
+      <w:start w:val="1"/>
+      <w:numFmt w:val="bullet"/>
+      <w:lvlText w:val=""/>
+      <w:lvlJc w:val="left"/>
+      <w:pPr>
+        <w:tabs>
+          <w:tab w:val="num" w:pos="2160"/>
+        </w:tabs>
+        <w:ind w:left="2160" w:hanging="360"/>
+      </w:pPr>
+      <w:rPr>
+        <w:rFonts w:ascii="Wingdings" w:hAnsi="Wingdings" w:hint="default"/>
+        <w:sz w:val="20"/>
+      </w:rPr>
+    </w:lvl>
+    <w:lvl w:ilvl="3" w:tentative="1">
+      <w:start w:val="1"/>
+      <w:numFmt w:val="bullet"/>
+      <w:lvlText w:val=""/>
+      <w:lvlJc w:val="left"/>
+      <w:pPr>
+        <w:tabs>
+          <w:tab w:val="num" w:pos="2880"/>
+        </w:tabs>
+        <w:ind w:left="2880" w:hanging="360"/>
+      </w:pPr>
+      <w:rPr>
+        <w:rFonts w:ascii="Wingdings" w:hAnsi="Wingdings" w:hint="default"/>
+        <w:sz w:val="20"/>
+      </w:rPr>
+    </w:lvl>
+    <w:lvl w:ilvl="4" w:tentative="1">
+      <w:start w:val="1"/>
+      <w:numFmt w:val="bullet"/>
+      <w:lvlText w:val=""/>
+      <w:lvlJc w:val="left"/>
+      <w:pPr>
+        <w:tabs>
+          <w:tab w:val="num" w:pos="3600"/>
+        </w:tabs>
+        <w:ind w:left="3600" w:hanging="360"/>
+      </w:pPr>
+      <w:rPr>
+        <w:rFonts w:ascii="Wingdings" w:hAnsi="Wingdings" w:hint="default"/>
+        <w:sz w:val="20"/>
+      </w:rPr>
+    </w:lvl>
+    <w:lvl w:ilvl="5" w:tentative="1">
+      <w:start w:val="1"/>
+      <w:numFmt w:val="bullet"/>
+      <w:lvlText w:val=""/>
+      <w:lvlJc w:val="left"/>
+      <w:pPr>
+        <w:tabs>
+          <w:tab w:val="num" w:pos="4320"/>
+        </w:tabs>
+        <w:ind w:left="4320" w:hanging="360"/>
+      </w:pPr>
+      <w:rPr>
+        <w:rFonts w:ascii="Wingdings" w:hAnsi="Wingdings" w:hint="default"/>
+        <w:sz w:val="20"/>
+      </w:rPr>
+    </w:lvl>
+    <w:lvl w:ilvl="6" w:tentative="1">
+      <w:start w:val="1"/>
+      <w:numFmt w:val="bullet"/>
+      <w:lvlText w:val=""/>
+      <w:lvlJc w:val="left"/>
+      <w:pPr>
+        <w:tabs>
+          <w:tab w:val="num" w:pos="5040"/>
+        </w:tabs>
+        <w:ind w:left="5040" w:hanging="360"/>
+      </w:pPr>
+      <w:rPr>
+        <w:rFonts w:ascii="Wingdings" w:hAnsi="Wingdings" w:hint="default"/>
+        <w:sz w:val="20"/>
+      </w:rPr>
+    </w:lvl>
+    <w:lvl w:ilvl="7" w:tentative="1">
+      <w:start w:val="1"/>
+      <w:numFmt w:val="bullet"/>
+      <w:lvlText w:val=""/>
+      <w:lvlJc w:val="left"/>
+      <w:pPr>
+        <w:tabs>
+          <w:tab w:val="num" w:pos="5760"/>
+        </w:tabs>
+        <w:ind w:left="5760" w:hanging="360"/>
+      </w:pPr>
+      <w:rPr>
+        <w:rFonts w:ascii="Wingdings" w:hAnsi="Wingdings" w:hint="default"/>
+        <w:sz w:val="20"/>
+      </w:rPr>
+    </w:lvl>
+    <w:lvl w:ilvl="8" w:tentative="1">
+      <w:start w:val="1"/>
+      <w:numFmt w:val="bullet"/>
+      <w:lvlText w:val=""/>
+      <w:lvlJc w:val="left"/>
+      <w:pPr>
+        <w:tabs>
+          <w:tab w:val="num" w:pos="6480"/>
+        </w:tabs>
+        <w:ind w:left="6480" w:hanging="360"/>
+      </w:pPr>
+      <w:rPr>
+        <w:rFonts w:ascii="Wingdings" w:hAnsi="Wingdings" w:hint="default"/>
+        <w:sz w:val="20"/>
+      </w:rPr>
+    </w:lvl>
+  </w:abstractNum>
+  <w:abstractNum w:abstractNumId="2" w15:restartNumberingAfterBreak="0">
+    <w:nsid w:val="5AAD5ECD"/>
+    <w:multiLevelType w:val="hybridMultilevel"/>
+    <w:tmpl w:val="40741CCE"/>
+    <w:lvl w:ilvl="0" w:tplc="48090001">
+      <w:start w:val="1"/>
+      <w:numFmt w:val="bullet"/>
+      <w:lvlText w:val=""/>
+      <w:lvlJc w:val="left"/>
+      <w:pPr>
+        <w:ind w:left="720" w:hanging="360"/>
+      </w:pPr>
+      <w:rPr>
+        <w:rFonts w:ascii="Symbol" w:hAnsi="Symbol" w:hint="default"/>
+      </w:rPr>
+    </w:lvl>
+    <w:lvl w:ilvl="1" w:tplc="48090003" w:tentative="1">
+      <w:start w:val="1"/>
+      <w:numFmt w:val="bullet"/>
+      <w:lvlText w:val="o"/>
+      <w:lvlJc w:val="left"/>
+      <w:pPr>
+        <w:ind w:left="1440" w:hanging="360"/>
+      </w:pPr>
+      <w:rPr>
+        <w:rFonts w:ascii="Courier New" w:hAnsi="Courier New" w:cs="Courier New" w:hint="default"/>
+      </w:rPr>
+    </w:lvl>
+    <w:lvl w:ilvl="2" w:tplc="48090005" w:tentative="1">
+      <w:start w:val="1"/>
+      <w:numFmt w:val="bullet"/>
+      <w:lvlText w:val=""/>
+      <w:lvlJc w:val="left"/>
+      <w:pPr>
+        <w:ind w:left="2160" w:hanging="360"/>
+      </w:pPr>
+      <w:rPr>
+        <w:rFonts w:ascii="Wingdings" w:hAnsi="Wingdings" w:hint="default"/>
+      </w:rPr>
+    </w:lvl>
+    <w:lvl w:ilvl="3" w:tplc="48090001" w:tentative="1">
+      <w:start w:val="1"/>
+      <w:numFmt w:val="bullet"/>
+      <w:lvlText w:val=""/>
+      <w:lvlJc w:val="left"/>
+      <w:pPr>
+        <w:ind w:left="2880" w:hanging="360"/>
+      </w:pPr>
+      <w:rPr>
+        <w:rFonts w:ascii="Symbol" w:hAnsi="Symbol" w:hint="default"/>
+      </w:rPr>
+    </w:lvl>
+    <w:lvl w:ilvl="4" w:tplc="48090003" w:tentative="1">
+      <w:start w:val="1"/>
+      <w:numFmt w:val="bullet"/>
+      <w:lvlText w:val="o"/>
+      <w:lvlJc w:val="left"/>
+      <w:pPr>
+        <w:ind w:left="3600" w:hanging="360"/>
+      </w:pPr>
+      <w:rPr>
+        <w:rFonts w:ascii="Courier New" w:hAnsi="Courier New" w:cs="Courier New" w:hint="default"/>
+      </w:rPr>
+    </w:lvl>
+    <w:lvl w:ilvl="5" w:tplc="48090005" w:tentative="1">
+      <w:start w:val="1"/>
+      <w:numFmt w:val="bullet"/>
+      <w:lvlText w:val=""/>
+      <w:lvlJc w:val="left"/>
+      <w:pPr>
+        <w:ind w:left="4320" w:hanging="360"/>
+      </w:pPr>
+      <w:rPr>
+        <w:rFonts w:ascii="Wingdings" w:hAnsi="Wingdings" w:hint="default"/>
+      </w:rPr>
+    </w:lvl>
+    <w:lvl w:ilvl="6" w:tplc="48090001" w:tentative="1">
+      <w:start w:val="1"/>
+      <w:numFmt w:val="bullet"/>
+      <w:lvlText w:val=""/>
+      <w:lvlJc w:val="left"/>
+      <w:pPr>
+        <w:ind w:left="5040" w:hanging="360"/>
+      </w:pPr>
+      <w:rPr>
+        <w:rFonts w:ascii="Symbol" w:hAnsi="Symbol" w:hint="default"/>
+      </w:rPr>
+    </w:lvl>
+    <w:lvl w:ilvl="7" w:tplc="48090003" w:tentative="1">
+      <w:start w:val="1"/>
+      <w:numFmt w:val="bullet"/>
+      <w:lvlText w:val="o"/>
+      <w:lvlJc w:val="left"/>
+      <w:pPr>
+        <w:ind w:left="5760" w:hanging="360"/>
+      </w:pPr>
+      <w:rPr>
+        <w:rFonts w:ascii="Courier New" w:hAnsi="Courier New" w:cs="Courier New" w:hint="default"/>
+      </w:rPr>
+    </w:lvl>
+    <w:lvl w:ilvl="8" w:tplc="48090005" w:tentative="1">
+      <w:start w:val="1"/>
+      <w:numFmt w:val="bullet"/>
+      <w:lvlText w:val=""/>
+      <w:lvlJc w:val="left"/>
+      <w:pPr>
+        <w:ind w:left="6480" w:hanging="360"/>
+      </w:pPr>
+      <w:rPr>
+        <w:rFonts w:ascii="Wingdings" w:hAnsi="Wingdings" w:hint="default"/>
+      </w:rPr>
+    </w:lvl>
+  </w:abstractNum>
+  <w:abstractNum w:abstractNumId="3" w15:restartNumberingAfterBreak="0">
     <w:nsid w:val="675B604E"/>
     <w:multiLevelType w:val="hybridMultilevel"/>
     <w:tmpl w:val="2DBAA2F4"/>
@@ -7473,7 +8762,7 @@
       </w:pPr>
     </w:lvl>
   </w:abstractNum>
-  <w:abstractNum w:abstractNumId="1" w15:restartNumberingAfterBreak="0">
+  <w:abstractNum w:abstractNumId="4" w15:restartNumberingAfterBreak="0">
     <w:nsid w:val="74D97488"/>
     <w:multiLevelType w:val="hybridMultilevel"/>
     <w:tmpl w:val="612E7ED0"/>
@@ -7563,16 +8852,25 @@
     </w:lvl>
   </w:abstractNum>
   <w:num w:numId="1" w16cid:durableId="1024593024">
+    <w:abstractNumId w:val="4"/>
+  </w:num>
+  <w:num w:numId="2" w16cid:durableId="1331174241">
+    <w:abstractNumId w:val="3"/>
+  </w:num>
+  <w:num w:numId="3" w16cid:durableId="266353238">
+    <w:abstractNumId w:val="0"/>
+  </w:num>
+  <w:num w:numId="4" w16cid:durableId="983239876">
     <w:abstractNumId w:val="1"/>
   </w:num>
-  <w:num w:numId="2" w16cid:durableId="1331174241">
-    <w:abstractNumId w:val="0"/>
+  <w:num w:numId="5" w16cid:durableId="1374650215">
+    <w:abstractNumId w:val="2"/>
   </w:num>
 </w:numbering>
 </file>
 
 <file path=word/styles.xml><?xml version="1.0" encoding="utf-8"?>
-<w:styles xmlns:mc="http://schemas.openxmlformats.org/markup-compatibility/2006" xmlns:r="http://schemas.openxmlformats.org/officeDocument/2006/relationships" xmlns:w="http://schemas.openxmlformats.org/wordprocessingml/2006/main" xmlns:w14="http://schemas.microsoft.com/office/word/2010/wordml" xmlns:w15="http://schemas.microsoft.com/office/word/2012/wordml" xmlns:w16cex="http://schemas.microsoft.com/office/word/2018/wordml/cex" xmlns:w16cid="http://schemas.microsoft.com/office/word/2016/wordml/cid" xmlns:w16="http://schemas.microsoft.com/office/word/2018/wordml" xmlns:w16sdtdh="http://schemas.microsoft.com/office/word/2020/wordml/sdtdatahash" xmlns:w16sdtfl="http://schemas.microsoft.com/office/word/2024/wordml/sdtformatlock" xmlns:w16se="http://schemas.microsoft.com/office/word/2015/wordml/symex" xmlns:w16du="http://schemas.microsoft.com/office/word/2023/wordml/word16du" mc:Ignorable="w14 w15 w16se w16cid w16 w16cex w16sdtdh w16sdtfl w16du">
+<w:styles xmlns:mc="http://schemas.openxmlformats.org/markup-compatibility/2006" xmlns:r="http://schemas.openxmlformats.org/officeDocument/2006/relationships" xmlns:w="http://schemas.openxmlformats.org/wordprocessingml/2006/main" xmlns:w14="http://schemas.microsoft.com/office/word/2010/wordml" xmlns:w15="http://schemas.microsoft.com/office/word/2012/wordml" xmlns:w16cex="http://schemas.microsoft.com/office/word/2018/wordml/cex" xmlns:w16cid="http://schemas.microsoft.com/office/word/2016/wordml/cid" xmlns:w16="http://schemas.microsoft.com/office/word/2018/wordml" xmlns:w16du="http://schemas.microsoft.com/office/word/2023/wordml/word16du" xmlns:w16sdtdh="http://schemas.microsoft.com/office/word/2020/wordml/sdtdatahash" xmlns:w16sdtfl="http://schemas.microsoft.com/office/word/2024/wordml/sdtformatlock" xmlns:w16se="http://schemas.microsoft.com/office/word/2015/wordml/symex" mc:Ignorable="w14 w15 w16se w16cid w16 w16cex w16sdtdh w16sdtfl w16du">
   <w:docDefaults>
     <w:rPrDefault>
       <w:rPr>
@@ -8182,7 +9480,6 @@
   <w:style w:type="character" w:default="1" w:styleId="DefaultParagraphFont">
     <w:name w:val="Default Paragraph Font"/>
     <w:uiPriority w:val="1"/>
-    <w:semiHidden/>
     <w:unhideWhenUsed/>
   </w:style>
   <w:style w:type="table" w:default="1" w:styleId="TableNormal">
